--- a/web-app/dist/modelo_documento.docx
+++ b/web-app/dist/modelo_documento.docx
@@ -952,15 +952,11 @@
       <w:pPr>
         <w:rPr>
           <w:rFonts w:asciiTheme="minorHAnsi" w:hAnsiTheme="minorHAnsi" w:cstheme="minorHAnsi"/>
-          <w:sz w:val="20"/>
-          <w:szCs w:val="20"/>
         </w:rPr>
       </w:pPr>
       <w:r>
         <w:rPr>
           <w:rFonts w:asciiTheme="minorHAnsi" w:hAnsiTheme="minorHAnsi" w:cstheme="minorHAnsi"/>
-          <w:sz w:val="20"/>
-          <w:szCs w:val="20"/>
         </w:rPr>
         <w:t>OUTRAS5</w:t>
       </w:r>
@@ -1322,7 +1318,7 @@
                 <v:path o:extrusionok="f" gradientshapeok="t" o:connecttype="rect"/>
                 <o:lock v:ext="edit" aspectratio="t"/>
               </v:shapetype>
-              <v:shape id="_x0000_i1025" type="#_x0000_t75" style="width:114.75pt;height:20.25pt">
+              <v:shape id="_x0000_i1025" type="#_x0000_t75" style="width:114.6pt;height:20.15pt">
                 <v:imagedata r:id="rId1" o:title=""/>
               </v:shape>
             </w:pict>
@@ -10944,15 +10940,6 @@
 </file>
 
 <file path=customXml/item1.xml><?xml version="1.0" encoding="utf-8"?>
-<?mso-contentType ?>
-<FormTemplates xmlns="http://schemas.microsoft.com/sharepoint/v3/contenttype/forms">
-  <Display>DocumentLibraryForm</Display>
-  <Edit>DocumentLibraryForm</Edit>
-  <New>DocumentLibraryForm</New>
-</FormTemplates>
-</file>
-
-<file path=customXml/item2.xml><?xml version="1.0" encoding="utf-8"?>
 <ct:contentTypeSchema xmlns:ct="http://schemas.microsoft.com/office/2006/metadata/contentType" xmlns:ma="http://schemas.microsoft.com/office/2006/metadata/properties/metaAttributes" ct:_="" ma:_="" ma:contentTypeName="Documento" ma:contentTypeID="0x01010066581D36E769A14A91AFAFF035A4AD60" ma:contentTypeVersion="10" ma:contentTypeDescription="Crie um novo documento." ma:contentTypeScope="" ma:versionID="14e62b3d4428e9648ca40d28af45f849">
   <xsd:schema xmlns:xsd="http://www.w3.org/2001/XMLSchema" xmlns:xs="http://www.w3.org/2001/XMLSchema" xmlns:p="http://schemas.microsoft.com/office/2006/metadata/properties" xmlns:ns2="57dc19e3-29ae-49c1-919f-377213f5fa0a" xmlns:ns3="50d0860a-0400-46ea-a8da-7670639bb6ce" targetNamespace="http://schemas.microsoft.com/office/2006/metadata/properties" ma:root="true" ma:fieldsID="0fa44418cbdc8d3f7c0b50b1bb9f9177" ns2:_="" ns3:_="">
     <xsd:import namespace="57dc19e3-29ae-49c1-919f-377213f5fa0a"/>
@@ -11153,19 +11140,20 @@
 </ct:contentTypeSchema>
 </file>
 
+<file path=customXml/item2.xml><?xml version="1.0" encoding="utf-8"?>
+<?mso-contentType ?>
+<FormTemplates xmlns="http://schemas.microsoft.com/sharepoint/v3/contenttype/forms">
+  <Display>DocumentLibraryForm</Display>
+  <Edit>DocumentLibraryForm</Edit>
+  <New>DocumentLibraryForm</New>
+</FormTemplates>
+</file>
+
 <file path=customXml/item3.xml><?xml version="1.0" encoding="utf-8"?>
 <b:Sources xmlns:b="http://schemas.openxmlformats.org/officeDocument/2006/bibliography" xmlns="http://schemas.openxmlformats.org/officeDocument/2006/bibliography" SelectedStyle="\APA.XSL" StyleName="APA Fifth Edition"/>
 </file>
 
 <file path=customXml/itemProps1.xml><?xml version="1.0" encoding="utf-8"?>
-<ds:datastoreItem xmlns:ds="http://schemas.openxmlformats.org/officeDocument/2006/customXml" ds:itemID="{719B2063-5862-4050-BB6F-2D523C3F5A87}">
-  <ds:schemaRefs>
-    <ds:schemaRef ds:uri="http://schemas.microsoft.com/sharepoint/v3/contenttype/forms"/>
-  </ds:schemaRefs>
-</ds:datastoreItem>
-</file>
-
-<file path=customXml/itemProps2.xml><?xml version="1.0" encoding="utf-8"?>
 <ds:datastoreItem xmlns:ds="http://schemas.openxmlformats.org/officeDocument/2006/customXml" ds:itemID="{DC721275-8E1B-4883-817A-4BBBBDB67DC3}">
   <ds:schemaRefs>
     <ds:schemaRef ds:uri="http://schemas.microsoft.com/office/2006/metadata/contentType"/>
@@ -11184,8 +11172,16 @@
 </ds:datastoreItem>
 </file>
 
+<file path=customXml/itemProps2.xml><?xml version="1.0" encoding="utf-8"?>
+<ds:datastoreItem xmlns:ds="http://schemas.openxmlformats.org/officeDocument/2006/customXml" ds:itemID="{719B2063-5862-4050-BB6F-2D523C3F5A87}">
+  <ds:schemaRefs>
+    <ds:schemaRef ds:uri="http://schemas.microsoft.com/sharepoint/v3/contenttype/forms"/>
+  </ds:schemaRefs>
+</ds:datastoreItem>
+</file>
+
 <file path=customXml/itemProps3.xml><?xml version="1.0" encoding="utf-8"?>
-<ds:datastoreItem xmlns:ds="http://schemas.openxmlformats.org/officeDocument/2006/customXml" ds:itemID="{E700B7DB-C08A-4870-BA31-A6C26D528A0F}">
+<ds:datastoreItem xmlns:ds="http://schemas.openxmlformats.org/officeDocument/2006/customXml" ds:itemID="{9FEC5EE9-0D1F-4E7F-8F95-98F33F9F5B7C}">
   <ds:schemaRefs>
     <ds:schemaRef ds:uri="http://schemas.openxmlformats.org/officeDocument/2006/bibliography"/>
   </ds:schemaRefs>
